--- a/诉讼文书模板/10-网络查控申请书模板.docx
+++ b/诉讼文书模板/10-网络查控申请书模板.docx
@@ -6,8 +6,18 @@
       <w:pPr>
         <w:pStyle w:val="1"/>
         <w:spacing w:after="156"/>
+        <w:rPr>
+          <w:rFonts w:ascii="宋体" w:eastAsia="宋体" w:hAnsi="宋体"/>
+          <w:sz w:val="44"/>
+          <w:szCs w:val="22"/>
+        </w:rPr>
       </w:pPr>
       <w:r>
+        <w:rPr>
+          <w:rFonts w:ascii="宋体" w:eastAsia="宋体" w:hAnsi="宋体"/>
+          <w:sz w:val="44"/>
+          <w:szCs w:val="22"/>
+        </w:rPr>
         <w:t>网络查控申请书</w:t>
       </w:r>
     </w:p>
@@ -87,7 +97,6 @@
       <w:pPr>
         <w:ind w:firstLine="560"/>
         <w:rPr>
-          <w:rFonts w:hint="eastAsia"/>
           <w:szCs w:val="24"/>
         </w:rPr>
       </w:pPr>
